--- a/Tailored_CVs/Shinoy_Royal_Schiphol_Group_Platform_Engineer_Airport_Service_Bus.docx
+++ b/Tailored_CVs/Shinoy_Royal_Schiphol_Group_Platform_Engineer_Airport_Service_Bus.docx
@@ -70,7 +70,7 @@
           <w:b w:val="0"/>
           <w:sz w:val="19"/>
         </w:rPr>
-        <w:t>I am an automation and infrastructure engineer with over 8 years of experience working with Java and cloud environments. I have focused on building CI/CD pipelines, provisioning infrastructure with Terraform and AWS, and maintaining system reliability for complex platforms. Recently, I have also used tools like Gemini Code Assist to help streamline deployment and testing scripts.</w:t>
+        <w:t>I am a QA Automation Engineer with over 8 years of experience building scalable automation frameworks and configuring CI/CD pipelines in regulated environments. My background includes working with Java, integration workflows, and backend validation tools. I recently relocated to the Netherlands, hold a valid EU residence permit, and am ready to contribute to mission-critical infrastructure.</w:t>
       </w:r>
     </w:p>
     <w:p>
@@ -288,7 +288,7 @@
           <w:b w:val="0"/>
           <w:sz w:val="18"/>
         </w:rPr>
-        <w:t>▸ Provisioned and managed test environments using Terraform and AWS to maintain high availability and support continuous delivery builds.</w:t>
+        <w:t>▸ Implemented CI/CD pipelines and ran scheduled regression test builds via Jenkins while provisioning underlying test environments using Terraform and AWS.</w:t>
       </w:r>
     </w:p>
     <w:p>
@@ -301,7 +301,7 @@
           <w:b w:val="0"/>
           <w:sz w:val="18"/>
         </w:rPr>
-        <w:t>▸ Implemented CI/CD pipelines and ran scheduled regression test builds using Jenkins to ensure release stability.</w:t>
+        <w:t>▸ Migrated a SeleniumJava framework to Playwright TypeScript for credit limit and rating analysis endtoend workflows within a microservices architecture.</w:t>
       </w:r>
     </w:p>
     <w:p>
@@ -327,7 +327,7 @@
           <w:b w:val="0"/>
           <w:sz w:val="18"/>
         </w:rPr>
-        <w:t>▸ Streamlined test generation and deployment scripts utilizing Gemini Code Assist to improve delivery speed.</w:t>
+        <w:t>▸ Streamlined complex test generation and deployment scripts utilizing AI tools like Gemini Code Assist.</w:t>
       </w:r>
     </w:p>
     <w:p>

--- a/Tailored_CVs/Shinoy_Royal_Schiphol_Group_Platform_Engineer_Airport_Service_Bus.docx
+++ b/Tailored_CVs/Shinoy_Royal_Schiphol_Group_Platform_Engineer_Airport_Service_Bus.docx
@@ -70,7 +70,7 @@
           <w:b w:val="0"/>
           <w:sz w:val="19"/>
         </w:rPr>
-        <w:t>I am a QA Automation Engineer with over 8 years of experience building scalable automation frameworks and configuring CI/CD pipelines in regulated environments. My background includes working with Java, integration workflows, and backend validation tools. I recently relocated to the Netherlands, hold a valid EU residence permit, and am ready to contribute to mission-critical infrastructure.</w:t>
+        <w:t>I am a QA Automation Engineer with over 8 years of experience building scalable test automation frameworks, managing CI/CD pipelines, and ensuring platform reliability for financial and enterprise systems. I hold a valid EU residence permit and am based locally in the Netherlands. My background includes strong hands-on experience with Java, Docker, Linux, and cloud infrastructure, aligning well with the technical needs of your integration platform.</w:t>
       </w:r>
     </w:p>
     <w:p>
@@ -288,7 +288,7 @@
           <w:b w:val="0"/>
           <w:sz w:val="18"/>
         </w:rPr>
-        <w:t>▸ Implemented CI/CD pipelines and ran scheduled regression test builds via Jenkins while provisioning underlying test environments using Terraform and AWS.</w:t>
+        <w:t>▸ Implemented CI/CD pipelines and scheduled automated regression builds via Jenkins while provisioning underlying test environments using Terraform and AWS to maintain high availability.</w:t>
       </w:r>
     </w:p>
     <w:p>
@@ -301,7 +301,7 @@
           <w:b w:val="0"/>
           <w:sz w:val="18"/>
         </w:rPr>
-        <w:t>▸ Migrated a SeleniumJava framework to Playwright TypeScript for credit limit and rating analysis endtoend workflows within a microservices architecture.</w:t>
+        <w:t>▸ Migrated Java frameworks to TypeScript Playwright for complex integration workflows, boosting execution efficiency by 20% in a microservices architecture.</w:t>
       </w:r>
     </w:p>
     <w:p>
@@ -314,7 +314,7 @@
           <w:b w:val="0"/>
           <w:sz w:val="18"/>
         </w:rPr>
-        <w:t>▸ Executed complex Oracle SQL queries to validate massive datasets and ensure strict data integrity across backend workflows.</w:t>
+        <w:t>▸ Containerized test environments using Docker and configured infrastructure to support reliable backend validation across enterprise payment processing systems.</w:t>
       </w:r>
     </w:p>
     <w:p>
@@ -327,7 +327,7 @@
           <w:b w:val="0"/>
           <w:sz w:val="18"/>
         </w:rPr>
-        <w:t>▸ Streamlined complex test generation and deployment scripts utilizing AI tools like Gemini Code Assist.</w:t>
+        <w:t>▸ Executed complex Oracle SQL queries and worked alongside SRE teams to analyze system bottlenecks, significantly reducing defect leakage prior to release.</w:t>
       </w:r>
     </w:p>
     <w:p>
